--- a/downloads/handouts/Unit 01/Handout 01.12 - Food Video Fact Check.docx
+++ b/downloads/handouts/Unit 01/Handout 01.12 - Food Video Fact Check.docx
@@ -762,43 +762,99 @@
       </w:r>
     </w:p>
     <w:p>
-      <w:r>
-        <w:br w:type="page"/>
-      </w:r>
-    </w:p>
-    <w:p>
-      <w:r>
-        <w:br w:type="page"/>
-      </w:r>
-    </w:p>
-    <w:p>
-      <w:r>
-        <w:br w:type="page"/>
-      </w:r>
-    </w:p>
-    <w:p>
-      <w:r>
-        <w:br w:type="page"/>
-      </w:r>
-    </w:p>
-    <w:p>
-      <w:r>
-        <w:br w:type="page"/>
-      </w:r>
-    </w:p>
-    <w:p>
-      <w:r>
-        <w:br w:type="page"/>
-      </w:r>
-    </w:p>
-    <w:p>
-      <w:r>
-        <w:br w:type="page"/>
-      </w:r>
-    </w:p>
-    <w:p>
-      <w:r>
-        <w:br w:type="page"/>
+      <w:pPr>
+        <w:numPr>
+          <w:ilvl w:val="0"/>
+          <w:numId w:val="1002"/>
+        </w:numPr>
+        <w:pStyle w:val="Compact"/>
+      </w:pPr>
+      <w:r>
+        <w:t xml:space="preserve">_____________________________________________________________________________</w:t>
+      </w:r>
+    </w:p>
+    <w:p>
+      <w:pPr>
+        <w:numPr>
+          <w:ilvl w:val="0"/>
+          <w:numId w:val="1002"/>
+        </w:numPr>
+        <w:pStyle w:val="Compact"/>
+      </w:pPr>
+      <w:r>
+        <w:t xml:space="preserve">_____________________________________________________________________________</w:t>
+      </w:r>
+    </w:p>
+    <w:p>
+      <w:pPr>
+        <w:numPr>
+          <w:ilvl w:val="0"/>
+          <w:numId w:val="1002"/>
+        </w:numPr>
+        <w:pStyle w:val="Compact"/>
+      </w:pPr>
+      <w:r>
+        <w:t xml:space="preserve">_____________________________________________________________________________</w:t>
+      </w:r>
+    </w:p>
+    <w:p>
+      <w:pPr>
+        <w:numPr>
+          <w:ilvl w:val="0"/>
+          <w:numId w:val="1002"/>
+        </w:numPr>
+        <w:pStyle w:val="Compact"/>
+      </w:pPr>
+      <w:r>
+        <w:t xml:space="preserve">_____________________________________________________________________________</w:t>
+      </w:r>
+    </w:p>
+    <w:p>
+      <w:pPr>
+        <w:numPr>
+          <w:ilvl w:val="0"/>
+          <w:numId w:val="1002"/>
+        </w:numPr>
+        <w:pStyle w:val="Compact"/>
+      </w:pPr>
+      <w:r>
+        <w:t xml:space="preserve">_____________________________________________________________________________</w:t>
+      </w:r>
+    </w:p>
+    <w:p>
+      <w:pPr>
+        <w:numPr>
+          <w:ilvl w:val="0"/>
+          <w:numId w:val="1002"/>
+        </w:numPr>
+        <w:pStyle w:val="Compact"/>
+      </w:pPr>
+      <w:r>
+        <w:t xml:space="preserve">_____________________________________________________________________________</w:t>
+      </w:r>
+    </w:p>
+    <w:p>
+      <w:pPr>
+        <w:numPr>
+          <w:ilvl w:val="0"/>
+          <w:numId w:val="1002"/>
+        </w:numPr>
+        <w:pStyle w:val="Compact"/>
+      </w:pPr>
+      <w:r>
+        <w:t xml:space="preserve">_____________________________________________________________________________</w:t>
+      </w:r>
+    </w:p>
+    <w:p>
+      <w:pPr>
+        <w:numPr>
+          <w:ilvl w:val="0"/>
+          <w:numId w:val="1002"/>
+        </w:numPr>
+        <w:pStyle w:val="Compact"/>
+      </w:pPr>
+      <w:r>
+        <w:t xml:space="preserve">_____________________________________________________________________________</w:t>
       </w:r>
     </w:p>
     <w:p>
@@ -999,7 +1055,7 @@
     <w:sectPr>
       <w:headerReference w:type="default" r:id="rId9"/>
       <w:pgSz w:w="12240" w:h="15840"/>
-      <w:pgMar w:top="1440" w:bottom="1440" w:left="1440" w:right="1440" w:header="504"/>
+      <w:pgMar w:top="1296" w:bottom="1296" w:left="1296" w:right="1296" w:header="504"/>
     </w:sectPr>
   </w:body>
 </w:document>

--- a/downloads/handouts/Unit 01/Handout 01.12 - Food Video Fact Check.docx
+++ b/downloads/handouts/Unit 01/Handout 01.12 - Food Video Fact Check.docx
@@ -982,7 +982,7 @@
         <w:t xml:space="preserve"> </w:t>
       </w:r>
       <w:r>
-        <w:t xml:space="preserve">By Maria Santos, RDN, Clinical Nutrition Department, Northshore Medical Center. Reviewed May 2026.</w:t>
+        <w:t xml:space="preserve">By Maria Santos, RDN, Clinical Nutrition Department, Harbor Point Community Hospital. Reviewed May 2026.</w:t>
       </w:r>
       <w:r>
         <w:t xml:space="preserve"> </w:t>

--- a/downloads/handouts/Unit 01/Handout 01.12 - Food Video Fact Check.docx
+++ b/downloads/handouts/Unit 01/Handout 01.12 - Food Video Fact Check.docx
@@ -741,7 +741,31 @@
         <w:pStyle w:val="BodyText"/>
       </w:pPr>
       <w:r>
-        <w:t xml:space="preserve">Grade 8 stretch: a fourth source you found. What is it? ____________________ Who wrote it? ____________________ What do they sell? ____________________ Evidence? ____________________ Credible? ______. Rewrite the claim as a sentence that is actually true, if there is one: _______________________________________________</w:t>
+        <w:t xml:space="preserve">Grade 8 stretch: Find a fourth source on the same claim.</w:t>
+      </w:r>
+    </w:p>
+    <w:p>
+      <w:pPr>
+        <w:pStyle w:val="BodyText"/>
+      </w:pPr>
+      <w:r>
+        <w:t xml:space="preserve">What is it? ____________________ Who wrote it? ____________________</w:t>
+      </w:r>
+    </w:p>
+    <w:p>
+      <w:pPr>
+        <w:pStyle w:val="BodyText"/>
+      </w:pPr>
+      <w:r>
+        <w:t xml:space="preserve">What do they sell? ____________________ Evidence? ____________________ Credible? ______</w:t>
+      </w:r>
+    </w:p>
+    <w:p>
+      <w:pPr>
+        <w:pStyle w:val="BodyText"/>
+      </w:pPr>
+      <w:r>
+        <w:t xml:space="preserve">Rewrite the claim as a sentence that is actually true, if there is one: _______________________________________________</w:t>
       </w:r>
     </w:p>
     <w:p>
@@ -871,7 +895,7 @@
         <w:t xml:space="preserve"> </w:t>
       </w:r>
       <w:r>
-        <w:t xml:space="preserve">Questions passed: ______ out of ______. Views: ______________. Do views predict passes? ______</w:t>
+        <w:t xml:space="preserve">Questions passed: ______ out of ______. Views: ______________. Does a video with more views pass more questions? Yes / No</w:t>
       </w:r>
     </w:p>
     <w:p>
@@ -1055,7 +1079,7 @@
     <w:sectPr>
       <w:headerReference w:type="default" r:id="rId9"/>
       <w:pgSz w:w="12240" w:h="15840"/>
-      <w:pgMar w:top="1296" w:bottom="1296" w:left="1296" w:right="1296" w:header="504"/>
+      <w:pgMar w:top="1440" w:bottom="1440" w:left="1440" w:right="1440" w:header="504"/>
     </w:sectPr>
   </w:body>
 </w:document>
